--- a/aydar/Отчет.docx
+++ b/aydar/Отчет.docx
@@ -15,6 +15,7 @@
           <w:szCs w:val="36"/>
         </w:rPr>
       </w:pPr>
+      <w:proofErr w:type="spellStart"/>
       <w:r>
         <w:rPr>
           <w:rFonts w:ascii="Calibri" w:hAnsi="Calibri" w:cs="Calibri"/>
@@ -63,6 +64,7 @@
         </w:rPr>
         <w:t>Лабораторной</w:t>
       </w:r>
+      <w:proofErr w:type="spellEnd"/>
       <w:r>
         <w:rPr>
           <w:rFonts w:ascii="Algerian" w:hAnsi="Algerian"/>
@@ -218,28 +220,42 @@
         <w:rPr>
           <w:lang w:eastAsia="ru-RU"/>
         </w:rPr>
-        <w:t>, вычислять статистические показатели (среднее значение, минимум, максимум, отклонение). Проверить закон больших чисел, т.е увидеть, как с увеличением количества бросков монеты реальная частота выпадения “орла” приближается к теоретическим 50%.</w:t>
-      </w:r>
-    </w:p>
-    <w:p>
-      <w:pPr>
+        <w:t xml:space="preserve">, вычислять статистические показатели (среднее значение, минимум, максимум, отклонение). Проверить закон больших чисел, </w:t>
+      </w:r>
+      <w:proofErr w:type="spellStart"/>
+      <w:r>
         <w:rPr>
           <w:lang w:eastAsia="ru-RU"/>
         </w:rPr>
-      </w:pPr>
-    </w:p>
-    <w:p>
-      <w:pPr>
+        <w:t>т.е</w:t>
+      </w:r>
+      <w:proofErr w:type="spellEnd"/>
+      <w:r>
         <w:rPr>
           <w:lang w:eastAsia="ru-RU"/>
         </w:rPr>
-      </w:pPr>
-      <w:r>
-        <w:rPr>
-          <w:b/>
-          <w:bCs/>
+        <w:t xml:space="preserve"> увидеть, как с увеличением количества бросков монеты реальная частота выпадения “орла” приближается к теоретическим 50%.</w:t>
+      </w:r>
+    </w:p>
+    <w:p>
+      <w:pPr>
+        <w:rPr>
           <w:lang w:eastAsia="ru-RU"/>
         </w:rPr>
+      </w:pPr>
+    </w:p>
+    <w:p>
+      <w:pPr>
+        <w:rPr>
+          <w:lang w:eastAsia="ru-RU"/>
+        </w:rPr>
+      </w:pPr>
+      <w:r>
+        <w:rPr>
+          <w:b/>
+          <w:bCs/>
+          <w:lang w:eastAsia="ru-RU"/>
+        </w:rPr>
         <w:t xml:space="preserve">4. </w:t>
       </w:r>
       <w:r>
@@ -268,12 +284,14 @@
         </w:rPr>
         <w:t xml:space="preserve"> </w:t>
       </w:r>
+      <w:proofErr w:type="spellStart"/>
       <w:r>
         <w:rPr>
           <w:lang w:val="en-US" w:eastAsia="ru-RU"/>
         </w:rPr>
         <w:t>Vivobook</w:t>
       </w:r>
+      <w:proofErr w:type="spellEnd"/>
       <w:r>
         <w:rPr>
           <w:lang w:eastAsia="ru-RU"/>
@@ -402,14 +420,32 @@
         <w:t>ирование методов</w:t>
       </w:r>
       <w:r>
-        <w:t>: random для генерации случайных чисел, time для замера времени и </w:t>
-      </w:r>
+        <w:t xml:space="preserve">: </w:t>
+      </w:r>
+      <w:proofErr w:type="spellStart"/>
+      <w:r>
+        <w:t>random</w:t>
+      </w:r>
+      <w:proofErr w:type="spellEnd"/>
+      <w:r>
+        <w:t> для генерации случайных чисел, </w:t>
+      </w:r>
+      <w:proofErr w:type="spellStart"/>
+      <w:r>
+        <w:t>time</w:t>
+      </w:r>
+      <w:proofErr w:type="spellEnd"/>
+      <w:r>
+        <w:t> для замера времени и </w:t>
+      </w:r>
+      <w:proofErr w:type="spellStart"/>
       <w:r>
         <w:rPr>
           <w:lang w:val="en-US"/>
         </w:rPr>
         <w:t>plt</w:t>
       </w:r>
+      <w:proofErr w:type="spellEnd"/>
       <w:r>
         <w:t xml:space="preserve"> для построения графиков.</w:t>
       </w:r>
@@ -428,14 +464,37 @@
         </w:rPr>
         <w:t>Создал функцию </w:t>
       </w:r>
-      <w:r>
-        <w:t xml:space="preserve">flip_coin(n) - </w:t>
+      <w:proofErr w:type="spellStart"/>
+      <w:r>
+        <w:t>flip_coin</w:t>
+      </w:r>
+      <w:proofErr w:type="spellEnd"/>
+      <w:r>
+        <w:t xml:space="preserve">(n) - </w:t>
       </w:r>
       <w:r>
         <w:t>создал</w:t>
       </w:r>
       <w:r>
-        <w:t xml:space="preserve"> имитацию n бросков монеты через цикл for с использованием random.randint(0, 1). Функция возвращает количество выпавших орлов.</w:t>
+        <w:t xml:space="preserve"> имитацию n бросков монеты через цикл </w:t>
+      </w:r>
+      <w:proofErr w:type="spellStart"/>
+      <w:r>
+        <w:t>for</w:t>
+      </w:r>
+      <w:proofErr w:type="spellEnd"/>
+      <w:r>
+        <w:t> с использованием </w:t>
+      </w:r>
+      <w:proofErr w:type="spellStart"/>
+      <w:proofErr w:type="gramStart"/>
+      <w:r>
+        <w:t>random.randint</w:t>
+      </w:r>
+      <w:proofErr w:type="spellEnd"/>
+      <w:proofErr w:type="gramEnd"/>
+      <w:r>
+        <w:t>(0, 1). Функция возвращает количество выпавших орлов.</w:t>
       </w:r>
     </w:p>
     <w:p>
@@ -452,14 +511,40 @@
         </w:rPr>
         <w:t>Написал функцию </w:t>
       </w:r>
-      <w:r>
-        <w:t>run_single_experiment(n)</w:t>
+      <w:proofErr w:type="spellStart"/>
+      <w:r>
+        <w:t>run_single_experiment</w:t>
+      </w:r>
+      <w:proofErr w:type="spellEnd"/>
+      <w:r>
+        <w:t>(n)</w:t>
       </w:r>
       <w:r>
         <w:t xml:space="preserve"> и</w:t>
       </w:r>
       <w:r>
-        <w:t xml:space="preserve"> добавил замер времени выполнения с помощью time.perf_counter(), вычислил частоту выпадения орла (heads/n) и отклонение от теоретического значения.</w:t>
+        <w:t xml:space="preserve"> добавил замер времени выполнения с помощью </w:t>
+      </w:r>
+      <w:proofErr w:type="spellStart"/>
+      <w:proofErr w:type="gramStart"/>
+      <w:r>
+        <w:t>time.perf</w:t>
+      </w:r>
+      <w:proofErr w:type="gramEnd"/>
+      <w:r>
+        <w:t>_counter</w:t>
+      </w:r>
+      <w:proofErr w:type="spellEnd"/>
+      <w:r>
+        <w:t>(), вычислил частоту выпадения орла (</w:t>
+      </w:r>
+      <w:proofErr w:type="spellStart"/>
+      <w:r>
+        <w:t>heads</w:t>
+      </w:r>
+      <w:proofErr w:type="spellEnd"/>
+      <w:r>
+        <w:t>/n) и отклонение от теоретического значения.</w:t>
       </w:r>
     </w:p>
     <w:p>
@@ -476,8 +561,29 @@
         </w:rPr>
         <w:t>Реализовал функцию </w:t>
       </w:r>
-      <w:r>
-        <w:t xml:space="preserve">run_series(n, num_runs=5): для надежности результатов запускаю каждый эксперимент 5 раз, сохраняю данные в списки, вычисляю </w:t>
+      <w:proofErr w:type="spellStart"/>
+      <w:r>
+        <w:t>run_</w:t>
+      </w:r>
+      <w:proofErr w:type="gramStart"/>
+      <w:r>
+        <w:t>series</w:t>
+      </w:r>
+      <w:proofErr w:type="spellEnd"/>
+      <w:r>
+        <w:t>(</w:t>
+      </w:r>
+      <w:proofErr w:type="gramEnd"/>
+      <w:r>
+        <w:t xml:space="preserve">n, </w:t>
+      </w:r>
+      <w:proofErr w:type="spellStart"/>
+      <w:r>
+        <w:t>num_runs</w:t>
+      </w:r>
+      <w:proofErr w:type="spellEnd"/>
+      <w:r>
+        <w:t xml:space="preserve">=5): для надежности результатов запускаю каждый эксперимент 5 раз, сохраняю данные в списки, вычисляю </w:t>
       </w:r>
       <w:r>
         <w:lastRenderedPageBreak/>
@@ -547,7 +653,15 @@
         <w:t>Построил графики</w:t>
       </w:r>
       <w:r>
-        <w:t>: с помощью библиотеки matplotlib создал два графика — зависимости отклонения от количества бросков (для проверки закона больших чисел) и зависимости времени выполнения от количества бросков (для оценки производительности).</w:t>
+        <w:t>: с помощью библиотеки </w:t>
+      </w:r>
+      <w:proofErr w:type="spellStart"/>
+      <w:r>
+        <w:t>matplotlib</w:t>
+      </w:r>
+      <w:proofErr w:type="spellEnd"/>
+      <w:r>
+        <w:t> создал два графика — зависимости отклонения от количества бросков (для проверки закона больших чисел) и зависимости времени выполнения от количества бросков (для оценки производительности).</w:t>
       </w:r>
     </w:p>
     <w:p>
@@ -785,7 +899,7 @@
         </w:rPr>
         <w:lastRenderedPageBreak/>
         <w:drawing>
-          <wp:inline distT="0" distB="0" distL="0" distR="0" wp14:anchorId="14BBFA8C" wp14:editId="0236C55A">
+          <wp:inline distT="0" distB="0" distL="0" distR="0" wp14:anchorId="14BBFA8C" wp14:editId="60F57628">
             <wp:extent cx="5940425" cy="4610735"/>
             <wp:effectExtent l="0" t="0" r="3175" b="0"/>
             <wp:docPr id="5" name="Рисунок 5"/>
@@ -835,13 +949,1596 @@
         </w:rPr>
       </w:pPr>
     </w:p>
-    <w:p>
-      <w:pPr>
-        <w:rPr>
-          <w:b/>
-          <w:bCs/>
-        </w:rPr>
-      </w:pPr>
+    <w:tbl>
+      <w:tblPr>
+        <w:tblStyle w:val="a4"/>
+        <w:tblpPr w:leftFromText="180" w:rightFromText="180" w:vertAnchor="text" w:horzAnchor="margin" w:tblpXSpec="center" w:tblpY="328"/>
+        <w:tblW w:w="0" w:type="auto"/>
+        <w:tblLook w:val="04A0" w:firstRow="1" w:lastRow="0" w:firstColumn="1" w:lastColumn="0" w:noHBand="0" w:noVBand="1"/>
+      </w:tblPr>
+      <w:tblGrid>
+        <w:gridCol w:w="669"/>
+        <w:gridCol w:w="708"/>
+        <w:gridCol w:w="708"/>
+        <w:gridCol w:w="708"/>
+        <w:gridCol w:w="708"/>
+        <w:gridCol w:w="708"/>
+        <w:gridCol w:w="698"/>
+        <w:gridCol w:w="1245"/>
+        <w:gridCol w:w="703"/>
+        <w:gridCol w:w="1245"/>
+        <w:gridCol w:w="1245"/>
+      </w:tblGrid>
+      <w:tr>
+        <w:tc>
+          <w:tcPr>
+            <w:tcW w:w="669" w:type="dxa"/>
+          </w:tcPr>
+          <w:p>
+            <w:pPr>
+              <w:rPr>
+                <w:b/>
+                <w:bCs/>
+              </w:rPr>
+            </w:pPr>
+            <w:r>
+              <w:rPr>
+                <w:b/>
+                <w:bCs/>
+              </w:rPr>
+              <w:t>Кол-во бросков (N)</w:t>
+            </w:r>
+          </w:p>
+        </w:tc>
+        <w:tc>
+          <w:tcPr>
+            <w:tcW w:w="708" w:type="dxa"/>
+          </w:tcPr>
+          <w:p>
+            <w:pPr>
+              <w:rPr>
+                <w:b/>
+                <w:bCs/>
+              </w:rPr>
+            </w:pPr>
+            <w:r>
+              <w:rPr>
+                <w:b/>
+                <w:bCs/>
+              </w:rPr>
+              <w:t>Запуск 1 (частота)</w:t>
+            </w:r>
+          </w:p>
+        </w:tc>
+        <w:tc>
+          <w:tcPr>
+            <w:tcW w:w="708" w:type="dxa"/>
+          </w:tcPr>
+          <w:p>
+            <w:pPr>
+              <w:rPr>
+                <w:b/>
+                <w:bCs/>
+              </w:rPr>
+            </w:pPr>
+            <w:r>
+              <w:rPr>
+                <w:b/>
+                <w:bCs/>
+              </w:rPr>
+              <w:t>Запуск 2 (частота)</w:t>
+            </w:r>
+          </w:p>
+        </w:tc>
+        <w:tc>
+          <w:tcPr>
+            <w:tcW w:w="708" w:type="dxa"/>
+          </w:tcPr>
+          <w:p>
+            <w:pPr>
+              <w:rPr>
+                <w:b/>
+                <w:bCs/>
+              </w:rPr>
+            </w:pPr>
+            <w:r>
+              <w:rPr>
+                <w:b/>
+                <w:bCs/>
+              </w:rPr>
+              <w:t>Запуск 3 (частота)</w:t>
+            </w:r>
+          </w:p>
+        </w:tc>
+        <w:tc>
+          <w:tcPr>
+            <w:tcW w:w="708" w:type="dxa"/>
+          </w:tcPr>
+          <w:p>
+            <w:pPr>
+              <w:rPr>
+                <w:b/>
+                <w:bCs/>
+              </w:rPr>
+            </w:pPr>
+            <w:r>
+              <w:rPr>
+                <w:b/>
+                <w:bCs/>
+              </w:rPr>
+              <w:t>Запуск 4 (частота)</w:t>
+            </w:r>
+          </w:p>
+        </w:tc>
+        <w:tc>
+          <w:tcPr>
+            <w:tcW w:w="708" w:type="dxa"/>
+          </w:tcPr>
+          <w:p>
+            <w:pPr>
+              <w:rPr>
+                <w:b/>
+                <w:bCs/>
+              </w:rPr>
+            </w:pPr>
+            <w:r>
+              <w:rPr>
+                <w:b/>
+                <w:bCs/>
+              </w:rPr>
+              <w:t>Запуск 5 (частота)</w:t>
+            </w:r>
+          </w:p>
+        </w:tc>
+        <w:tc>
+          <w:tcPr>
+            <w:tcW w:w="698" w:type="dxa"/>
+          </w:tcPr>
+          <w:p>
+            <w:pPr>
+              <w:rPr>
+                <w:b/>
+                <w:bCs/>
+              </w:rPr>
+            </w:pPr>
+            <w:r>
+              <w:rPr>
+                <w:b/>
+                <w:bCs/>
+              </w:rPr>
+              <w:t>Средняя частота</w:t>
+            </w:r>
+          </w:p>
+        </w:tc>
+        <w:tc>
+          <w:tcPr>
+            <w:tcW w:w="1245" w:type="dxa"/>
+          </w:tcPr>
+          <w:p>
+            <w:pPr>
+              <w:rPr>
+                <w:b/>
+                <w:bCs/>
+              </w:rPr>
+            </w:pPr>
+            <w:r>
+              <w:rPr>
+                <w:b/>
+                <w:bCs/>
+              </w:rPr>
+              <w:t>Среднее отклонение</w:t>
+            </w:r>
+          </w:p>
+        </w:tc>
+        <w:tc>
+          <w:tcPr>
+            <w:tcW w:w="703" w:type="dxa"/>
+          </w:tcPr>
+          <w:p>
+            <w:pPr>
+              <w:rPr>
+                <w:b/>
+                <w:bCs/>
+              </w:rPr>
+            </w:pPr>
+            <w:r>
+              <w:rPr>
+                <w:b/>
+                <w:bCs/>
+              </w:rPr>
+              <w:t>Среднее время (сек)</w:t>
+            </w:r>
+          </w:p>
+        </w:tc>
+        <w:tc>
+          <w:tcPr>
+            <w:tcW w:w="1245" w:type="dxa"/>
+          </w:tcPr>
+          <w:p>
+            <w:pPr>
+              <w:rPr>
+                <w:b/>
+                <w:bCs/>
+              </w:rPr>
+            </w:pPr>
+            <w:r>
+              <w:rPr>
+                <w:b/>
+                <w:bCs/>
+              </w:rPr>
+              <w:t>Мин. время (сек)</w:t>
+            </w:r>
+          </w:p>
+        </w:tc>
+        <w:tc>
+          <w:tcPr>
+            <w:tcW w:w="1245" w:type="dxa"/>
+          </w:tcPr>
+          <w:p>
+            <w:pPr>
+              <w:rPr>
+                <w:b/>
+                <w:bCs/>
+              </w:rPr>
+            </w:pPr>
+            <w:r>
+              <w:rPr>
+                <w:b/>
+                <w:bCs/>
+              </w:rPr>
+              <w:t>Макс. время (сек)</w:t>
+            </w:r>
+          </w:p>
+        </w:tc>
+      </w:tr>
+      <w:tr>
+        <w:tc>
+          <w:tcPr>
+            <w:tcW w:w="669" w:type="dxa"/>
+          </w:tcPr>
+          <w:p>
+            <w:pPr>
+              <w:rPr>
+                <w:b/>
+                <w:bCs/>
+              </w:rPr>
+            </w:pPr>
+            <w:r>
+              <w:rPr>
+                <w:b/>
+                <w:bCs/>
+              </w:rPr>
+              <w:t>10</w:t>
+            </w:r>
+          </w:p>
+        </w:tc>
+        <w:tc>
+          <w:tcPr>
+            <w:tcW w:w="708" w:type="dxa"/>
+          </w:tcPr>
+          <w:p>
+            <w:pPr>
+              <w:rPr>
+                <w:b/>
+                <w:bCs/>
+              </w:rPr>
+            </w:pPr>
+            <w:r>
+              <w:rPr>
+                <w:b/>
+                <w:bCs/>
+              </w:rPr>
+              <w:t>0.5</w:t>
+            </w:r>
+          </w:p>
+        </w:tc>
+        <w:tc>
+          <w:tcPr>
+            <w:tcW w:w="708" w:type="dxa"/>
+          </w:tcPr>
+          <w:p>
+            <w:pPr>
+              <w:rPr>
+                <w:b/>
+                <w:bCs/>
+              </w:rPr>
+            </w:pPr>
+            <w:r>
+              <w:rPr>
+                <w:b/>
+                <w:bCs/>
+              </w:rPr>
+              <w:t>0.6</w:t>
+            </w:r>
+          </w:p>
+        </w:tc>
+        <w:tc>
+          <w:tcPr>
+            <w:tcW w:w="708" w:type="dxa"/>
+          </w:tcPr>
+          <w:p>
+            <w:pPr>
+              <w:rPr>
+                <w:b/>
+                <w:bCs/>
+              </w:rPr>
+            </w:pPr>
+            <w:r>
+              <w:rPr>
+                <w:b/>
+                <w:bCs/>
+              </w:rPr>
+              <w:t>0.4</w:t>
+            </w:r>
+          </w:p>
+        </w:tc>
+        <w:tc>
+          <w:tcPr>
+            <w:tcW w:w="708" w:type="dxa"/>
+          </w:tcPr>
+          <w:p>
+            <w:pPr>
+              <w:rPr>
+                <w:b/>
+                <w:bCs/>
+              </w:rPr>
+            </w:pPr>
+            <w:r>
+              <w:rPr>
+                <w:b/>
+                <w:bCs/>
+              </w:rPr>
+              <w:t>0.5</w:t>
+            </w:r>
+          </w:p>
+        </w:tc>
+        <w:tc>
+          <w:tcPr>
+            <w:tcW w:w="708" w:type="dxa"/>
+          </w:tcPr>
+          <w:p>
+            <w:pPr>
+              <w:rPr>
+                <w:b/>
+                <w:bCs/>
+              </w:rPr>
+            </w:pPr>
+            <w:r>
+              <w:rPr>
+                <w:b/>
+                <w:bCs/>
+              </w:rPr>
+              <w:t>0.3</w:t>
+            </w:r>
+          </w:p>
+        </w:tc>
+        <w:tc>
+          <w:tcPr>
+            <w:tcW w:w="698" w:type="dxa"/>
+          </w:tcPr>
+          <w:p>
+            <w:pPr>
+              <w:rPr>
+                <w:b/>
+                <w:bCs/>
+              </w:rPr>
+            </w:pPr>
+            <w:r>
+              <w:rPr>
+                <w:b/>
+                <w:bCs/>
+              </w:rPr>
+              <w:t>0.46</w:t>
+            </w:r>
+          </w:p>
+        </w:tc>
+        <w:tc>
+          <w:tcPr>
+            <w:tcW w:w="1245" w:type="dxa"/>
+          </w:tcPr>
+          <w:p>
+            <w:pPr>
+              <w:rPr>
+                <w:b/>
+                <w:bCs/>
+              </w:rPr>
+            </w:pPr>
+            <w:r>
+              <w:rPr>
+                <w:b/>
+                <w:bCs/>
+              </w:rPr>
+              <w:t>0.000007500000720</w:t>
+            </w:r>
+          </w:p>
+        </w:tc>
+        <w:tc>
+          <w:tcPr>
+            <w:tcW w:w="703" w:type="dxa"/>
+          </w:tcPr>
+          <w:p>
+            <w:pPr>
+              <w:rPr>
+                <w:b/>
+                <w:bCs/>
+              </w:rPr>
+            </w:pPr>
+            <w:r>
+              <w:rPr>
+                <w:b/>
+                <w:bCs/>
+              </w:rPr>
+              <w:t>0.08</w:t>
+            </w:r>
+          </w:p>
+        </w:tc>
+        <w:tc>
+          <w:tcPr>
+            <w:tcW w:w="1245" w:type="dxa"/>
+          </w:tcPr>
+          <w:p>
+            <w:pPr>
+              <w:rPr>
+                <w:b/>
+                <w:bCs/>
+              </w:rPr>
+            </w:pPr>
+            <w:r>
+              <w:rPr>
+                <w:b/>
+                <w:bCs/>
+              </w:rPr>
+              <w:t>0.000004200001058</w:t>
+            </w:r>
+          </w:p>
+        </w:tc>
+        <w:tc>
+          <w:tcPr>
+            <w:tcW w:w="1245" w:type="dxa"/>
+          </w:tcPr>
+          <w:p>
+            <w:pPr>
+              <w:rPr>
+                <w:b/>
+                <w:bCs/>
+              </w:rPr>
+            </w:pPr>
+            <w:r>
+              <w:rPr>
+                <w:b/>
+                <w:bCs/>
+              </w:rPr>
+              <w:t>0.000017500000467</w:t>
+            </w:r>
+          </w:p>
+        </w:tc>
+      </w:tr>
+      <w:tr>
+        <w:tc>
+          <w:tcPr>
+            <w:tcW w:w="669" w:type="dxa"/>
+          </w:tcPr>
+          <w:p>
+            <w:pPr>
+              <w:rPr>
+                <w:b/>
+                <w:bCs/>
+              </w:rPr>
+            </w:pPr>
+            <w:r>
+              <w:rPr>
+                <w:b/>
+                <w:bCs/>
+              </w:rPr>
+              <w:t>100</w:t>
+            </w:r>
+          </w:p>
+        </w:tc>
+        <w:tc>
+          <w:tcPr>
+            <w:tcW w:w="708" w:type="dxa"/>
+          </w:tcPr>
+          <w:p>
+            <w:pPr>
+              <w:rPr>
+                <w:b/>
+                <w:bCs/>
+              </w:rPr>
+            </w:pPr>
+            <w:r>
+              <w:rPr>
+                <w:b/>
+                <w:bCs/>
+              </w:rPr>
+              <w:t>0.45</w:t>
+            </w:r>
+          </w:p>
+        </w:tc>
+        <w:tc>
+          <w:tcPr>
+            <w:tcW w:w="708" w:type="dxa"/>
+          </w:tcPr>
+          <w:p>
+            <w:pPr>
+              <w:rPr>
+                <w:b/>
+                <w:bCs/>
+              </w:rPr>
+            </w:pPr>
+            <w:r>
+              <w:rPr>
+                <w:b/>
+                <w:bCs/>
+              </w:rPr>
+              <w:t>0.45</w:t>
+            </w:r>
+          </w:p>
+        </w:tc>
+        <w:tc>
+          <w:tcPr>
+            <w:tcW w:w="708" w:type="dxa"/>
+          </w:tcPr>
+          <w:p>
+            <w:pPr>
+              <w:rPr>
+                <w:b/>
+                <w:bCs/>
+              </w:rPr>
+            </w:pPr>
+            <w:r>
+              <w:rPr>
+                <w:b/>
+                <w:bCs/>
+              </w:rPr>
+              <w:t>0.45</w:t>
+            </w:r>
+          </w:p>
+        </w:tc>
+        <w:tc>
+          <w:tcPr>
+            <w:tcW w:w="708" w:type="dxa"/>
+          </w:tcPr>
+          <w:p>
+            <w:pPr>
+              <w:rPr>
+                <w:b/>
+                <w:bCs/>
+              </w:rPr>
+            </w:pPr>
+            <w:r>
+              <w:rPr>
+                <w:b/>
+                <w:bCs/>
+              </w:rPr>
+              <w:t>0.48</w:t>
+            </w:r>
+          </w:p>
+        </w:tc>
+        <w:tc>
+          <w:tcPr>
+            <w:tcW w:w="708" w:type="dxa"/>
+          </w:tcPr>
+          <w:p>
+            <w:pPr>
+              <w:rPr>
+                <w:b/>
+                <w:bCs/>
+              </w:rPr>
+            </w:pPr>
+            <w:r>
+              <w:rPr>
+                <w:b/>
+                <w:bCs/>
+              </w:rPr>
+              <w:t>0.42</w:t>
+            </w:r>
+          </w:p>
+        </w:tc>
+        <w:tc>
+          <w:tcPr>
+            <w:tcW w:w="698" w:type="dxa"/>
+          </w:tcPr>
+          <w:p>
+            <w:pPr>
+              <w:rPr>
+                <w:b/>
+                <w:bCs/>
+              </w:rPr>
+            </w:pPr>
+            <w:r>
+              <w:rPr>
+                <w:b/>
+                <w:bCs/>
+              </w:rPr>
+              <w:t>0.45</w:t>
+            </w:r>
+          </w:p>
+        </w:tc>
+        <w:tc>
+          <w:tcPr>
+            <w:tcW w:w="1245" w:type="dxa"/>
+          </w:tcPr>
+          <w:p>
+            <w:pPr>
+              <w:rPr>
+                <w:b/>
+                <w:bCs/>
+              </w:rPr>
+            </w:pPr>
+            <w:r>
+              <w:rPr>
+                <w:b/>
+                <w:bCs/>
+              </w:rPr>
+              <w:t>0.000043759999971</w:t>
+            </w:r>
+          </w:p>
+        </w:tc>
+        <w:tc>
+          <w:tcPr>
+            <w:tcW w:w="703" w:type="dxa"/>
+          </w:tcPr>
+          <w:p>
+            <w:pPr>
+              <w:rPr>
+                <w:b/>
+                <w:bCs/>
+              </w:rPr>
+            </w:pPr>
+            <w:r>
+              <w:rPr>
+                <w:b/>
+                <w:bCs/>
+              </w:rPr>
+              <w:t>0.05</w:t>
+            </w:r>
+          </w:p>
+        </w:tc>
+        <w:tc>
+          <w:tcPr>
+            <w:tcW w:w="1245" w:type="dxa"/>
+          </w:tcPr>
+          <w:p>
+            <w:pPr>
+              <w:rPr>
+                <w:b/>
+                <w:bCs/>
+              </w:rPr>
+            </w:pPr>
+            <w:r>
+              <w:rPr>
+                <w:b/>
+                <w:bCs/>
+              </w:rPr>
+              <w:t>0.000042100000428</w:t>
+            </w:r>
+          </w:p>
+        </w:tc>
+        <w:tc>
+          <w:tcPr>
+            <w:tcW w:w="1245" w:type="dxa"/>
+          </w:tcPr>
+          <w:p>
+            <w:pPr>
+              <w:rPr>
+                <w:b/>
+                <w:bCs/>
+              </w:rPr>
+            </w:pPr>
+            <w:r>
+              <w:rPr>
+                <w:b/>
+                <w:bCs/>
+              </w:rPr>
+              <w:t>0.000045999999201</w:t>
+            </w:r>
+          </w:p>
+        </w:tc>
+      </w:tr>
+      <w:tr>
+        <w:tc>
+          <w:tcPr>
+            <w:tcW w:w="669" w:type="dxa"/>
+          </w:tcPr>
+          <w:p>
+            <w:pPr>
+              <w:rPr>
+                <w:b/>
+                <w:bCs/>
+              </w:rPr>
+            </w:pPr>
+            <w:r>
+              <w:rPr>
+                <w:b/>
+                <w:bCs/>
+              </w:rPr>
+              <w:t>1000</w:t>
+            </w:r>
+          </w:p>
+        </w:tc>
+        <w:tc>
+          <w:tcPr>
+            <w:tcW w:w="708" w:type="dxa"/>
+          </w:tcPr>
+          <w:p>
+            <w:pPr>
+              <w:rPr>
+                <w:b/>
+                <w:bCs/>
+              </w:rPr>
+            </w:pPr>
+            <w:r>
+              <w:rPr>
+                <w:b/>
+                <w:bCs/>
+              </w:rPr>
+              <w:t>0.496</w:t>
+            </w:r>
+          </w:p>
+        </w:tc>
+        <w:tc>
+          <w:tcPr>
+            <w:tcW w:w="708" w:type="dxa"/>
+          </w:tcPr>
+          <w:p>
+            <w:pPr>
+              <w:rPr>
+                <w:b/>
+                <w:bCs/>
+              </w:rPr>
+            </w:pPr>
+            <w:r>
+              <w:rPr>
+                <w:b/>
+                <w:bCs/>
+              </w:rPr>
+              <w:t>0.497</w:t>
+            </w:r>
+          </w:p>
+        </w:tc>
+        <w:tc>
+          <w:tcPr>
+            <w:tcW w:w="708" w:type="dxa"/>
+          </w:tcPr>
+          <w:p>
+            <w:pPr>
+              <w:rPr>
+                <w:b/>
+                <w:bCs/>
+              </w:rPr>
+            </w:pPr>
+            <w:r>
+              <w:rPr>
+                <w:b/>
+                <w:bCs/>
+              </w:rPr>
+              <w:t>0.505</w:t>
+            </w:r>
+          </w:p>
+        </w:tc>
+        <w:tc>
+          <w:tcPr>
+            <w:tcW w:w="708" w:type="dxa"/>
+          </w:tcPr>
+          <w:p>
+            <w:pPr>
+              <w:rPr>
+                <w:b/>
+                <w:bCs/>
+              </w:rPr>
+            </w:pPr>
+            <w:r>
+              <w:rPr>
+                <w:b/>
+                <w:bCs/>
+              </w:rPr>
+              <w:t>0.485</w:t>
+            </w:r>
+          </w:p>
+        </w:tc>
+        <w:tc>
+          <w:tcPr>
+            <w:tcW w:w="708" w:type="dxa"/>
+          </w:tcPr>
+          <w:p>
+            <w:pPr>
+              <w:rPr>
+                <w:b/>
+                <w:bCs/>
+              </w:rPr>
+            </w:pPr>
+            <w:r>
+              <w:rPr>
+                <w:b/>
+                <w:bCs/>
+              </w:rPr>
+              <w:t>0.518</w:t>
+            </w:r>
+          </w:p>
+        </w:tc>
+        <w:tc>
+          <w:tcPr>
+            <w:tcW w:w="698" w:type="dxa"/>
+          </w:tcPr>
+          <w:p>
+            <w:pPr>
+              <w:rPr>
+                <w:b/>
+                <w:bCs/>
+              </w:rPr>
+            </w:pPr>
+            <w:r>
+              <w:rPr>
+                <w:b/>
+                <w:bCs/>
+              </w:rPr>
+              <w:t>0.5002</w:t>
+            </w:r>
+          </w:p>
+        </w:tc>
+        <w:tc>
+          <w:tcPr>
+            <w:tcW w:w="1245" w:type="dxa"/>
+          </w:tcPr>
+          <w:p>
+            <w:pPr>
+              <w:rPr>
+                <w:b/>
+                <w:bCs/>
+              </w:rPr>
+            </w:pPr>
+            <w:r>
+              <w:rPr>
+                <w:b/>
+                <w:bCs/>
+              </w:rPr>
+              <w:t>0.000564699999813</w:t>
+            </w:r>
+          </w:p>
+        </w:tc>
+        <w:tc>
+          <w:tcPr>
+            <w:tcW w:w="703" w:type="dxa"/>
+          </w:tcPr>
+          <w:p>
+            <w:pPr>
+              <w:rPr>
+                <w:b/>
+                <w:bCs/>
+              </w:rPr>
+            </w:pPr>
+            <w:r>
+              <w:rPr>
+                <w:b/>
+                <w:bCs/>
+              </w:rPr>
+              <w:t>0.009</w:t>
+            </w:r>
+          </w:p>
+        </w:tc>
+        <w:tc>
+          <w:tcPr>
+            <w:tcW w:w="1245" w:type="dxa"/>
+          </w:tcPr>
+          <w:p>
+            <w:pPr>
+              <w:rPr>
+                <w:b/>
+                <w:bCs/>
+              </w:rPr>
+            </w:pPr>
+            <w:r>
+              <w:rPr>
+                <w:b/>
+                <w:bCs/>
+              </w:rPr>
+              <w:t>0.000439499999629</w:t>
+            </w:r>
+          </w:p>
+        </w:tc>
+        <w:tc>
+          <w:tcPr>
+            <w:tcW w:w="1245" w:type="dxa"/>
+          </w:tcPr>
+          <w:p>
+            <w:pPr>
+              <w:rPr>
+                <w:b/>
+                <w:bCs/>
+              </w:rPr>
+            </w:pPr>
+            <w:r>
+              <w:rPr>
+                <w:b/>
+                <w:bCs/>
+              </w:rPr>
+              <w:t>0.000995599999442</w:t>
+            </w:r>
+          </w:p>
+        </w:tc>
+      </w:tr>
+      <w:tr>
+        <w:tc>
+          <w:tcPr>
+            <w:tcW w:w="669" w:type="dxa"/>
+          </w:tcPr>
+          <w:p>
+            <w:pPr>
+              <w:rPr>
+                <w:b/>
+                <w:bCs/>
+              </w:rPr>
+            </w:pPr>
+            <w:r>
+              <w:rPr>
+                <w:b/>
+                <w:bCs/>
+              </w:rPr>
+              <w:t>10000</w:t>
+            </w:r>
+          </w:p>
+        </w:tc>
+        <w:tc>
+          <w:tcPr>
+            <w:tcW w:w="708" w:type="dxa"/>
+          </w:tcPr>
+          <w:p>
+            <w:pPr>
+              <w:rPr>
+                <w:b/>
+                <w:bCs/>
+              </w:rPr>
+            </w:pPr>
+            <w:r>
+              <w:rPr>
+                <w:b/>
+                <w:bCs/>
+              </w:rPr>
+              <w:t>0.5086</w:t>
+            </w:r>
+          </w:p>
+        </w:tc>
+        <w:tc>
+          <w:tcPr>
+            <w:tcW w:w="708" w:type="dxa"/>
+          </w:tcPr>
+          <w:p>
+            <w:pPr>
+              <w:rPr>
+                <w:b/>
+                <w:bCs/>
+              </w:rPr>
+            </w:pPr>
+            <w:r>
+              <w:rPr>
+                <w:b/>
+                <w:bCs/>
+              </w:rPr>
+              <w:t>0.5013</w:t>
+            </w:r>
+          </w:p>
+        </w:tc>
+        <w:tc>
+          <w:tcPr>
+            <w:tcW w:w="708" w:type="dxa"/>
+          </w:tcPr>
+          <w:p>
+            <w:pPr>
+              <w:rPr>
+                <w:b/>
+                <w:bCs/>
+              </w:rPr>
+            </w:pPr>
+            <w:r>
+              <w:rPr>
+                <w:b/>
+                <w:bCs/>
+              </w:rPr>
+              <w:t>0.5045</w:t>
+            </w:r>
+          </w:p>
+        </w:tc>
+        <w:tc>
+          <w:tcPr>
+            <w:tcW w:w="708" w:type="dxa"/>
+          </w:tcPr>
+          <w:p>
+            <w:pPr>
+              <w:rPr>
+                <w:b/>
+                <w:bCs/>
+              </w:rPr>
+            </w:pPr>
+            <w:r>
+              <w:rPr>
+                <w:b/>
+                <w:bCs/>
+              </w:rPr>
+              <w:t>0.505</w:t>
+            </w:r>
+          </w:p>
+        </w:tc>
+        <w:tc>
+          <w:tcPr>
+            <w:tcW w:w="708" w:type="dxa"/>
+          </w:tcPr>
+          <w:p>
+            <w:pPr>
+              <w:rPr>
+                <w:b/>
+                <w:bCs/>
+              </w:rPr>
+            </w:pPr>
+            <w:r>
+              <w:rPr>
+                <w:b/>
+                <w:bCs/>
+              </w:rPr>
+              <w:t>0.4949</w:t>
+            </w:r>
+          </w:p>
+        </w:tc>
+        <w:tc>
+          <w:tcPr>
+            <w:tcW w:w="698" w:type="dxa"/>
+          </w:tcPr>
+          <w:p>
+            <w:pPr>
+              <w:rPr>
+                <w:b/>
+                <w:bCs/>
+              </w:rPr>
+            </w:pPr>
+            <w:r>
+              <w:rPr>
+                <w:b/>
+                <w:bCs/>
+              </w:rPr>
+              <w:t>0.50286</w:t>
+            </w:r>
+          </w:p>
+        </w:tc>
+        <w:tc>
+          <w:tcPr>
+            <w:tcW w:w="1245" w:type="dxa"/>
+          </w:tcPr>
+          <w:p>
+            <w:pPr>
+              <w:rPr>
+                <w:b/>
+                <w:bCs/>
+              </w:rPr>
+            </w:pPr>
+            <w:r>
+              <w:rPr>
+                <w:b/>
+                <w:bCs/>
+              </w:rPr>
+              <w:t>0.004766159999417</w:t>
+            </w:r>
+          </w:p>
+        </w:tc>
+        <w:tc>
+          <w:tcPr>
+            <w:tcW w:w="703" w:type="dxa"/>
+          </w:tcPr>
+          <w:p>
+            <w:pPr>
+              <w:rPr>
+                <w:b/>
+                <w:bCs/>
+              </w:rPr>
+            </w:pPr>
+            <w:r>
+              <w:rPr>
+                <w:b/>
+                <w:bCs/>
+              </w:rPr>
+              <w:t>0.0049</w:t>
+            </w:r>
+          </w:p>
+        </w:tc>
+        <w:tc>
+          <w:tcPr>
+            <w:tcW w:w="1245" w:type="dxa"/>
+          </w:tcPr>
+          <w:p>
+            <w:pPr>
+              <w:rPr>
+                <w:b/>
+                <w:bCs/>
+              </w:rPr>
+            </w:pPr>
+            <w:r>
+              <w:rPr>
+                <w:b/>
+                <w:bCs/>
+              </w:rPr>
+              <w:t>0.004388699999254</w:t>
+            </w:r>
+          </w:p>
+        </w:tc>
+        <w:tc>
+          <w:tcPr>
+            <w:tcW w:w="1245" w:type="dxa"/>
+          </w:tcPr>
+          <w:p>
+            <w:pPr>
+              <w:rPr>
+                <w:b/>
+                <w:bCs/>
+              </w:rPr>
+            </w:pPr>
+            <w:r>
+              <w:rPr>
+                <w:b/>
+                <w:bCs/>
+              </w:rPr>
+              <w:t>0.005266199999824</w:t>
+            </w:r>
+          </w:p>
+        </w:tc>
+      </w:tr>
+      <w:tr>
+        <w:tc>
+          <w:tcPr>
+            <w:tcW w:w="669" w:type="dxa"/>
+          </w:tcPr>
+          <w:p>
+            <w:pPr>
+              <w:rPr>
+                <w:b/>
+                <w:bCs/>
+              </w:rPr>
+            </w:pPr>
+            <w:r>
+              <w:rPr>
+                <w:b/>
+                <w:bCs/>
+              </w:rPr>
+              <w:lastRenderedPageBreak/>
+              <w:t>100000</w:t>
+            </w:r>
+          </w:p>
+        </w:tc>
+        <w:tc>
+          <w:tcPr>
+            <w:tcW w:w="708" w:type="dxa"/>
+          </w:tcPr>
+          <w:p>
+            <w:pPr>
+              <w:rPr>
+                <w:b/>
+                <w:bCs/>
+              </w:rPr>
+            </w:pPr>
+            <w:r>
+              <w:rPr>
+                <w:b/>
+                <w:bCs/>
+              </w:rPr>
+              <w:t>0.49916</w:t>
+            </w:r>
+          </w:p>
+        </w:tc>
+        <w:tc>
+          <w:tcPr>
+            <w:tcW w:w="708" w:type="dxa"/>
+          </w:tcPr>
+          <w:p>
+            <w:pPr>
+              <w:rPr>
+                <w:b/>
+                <w:bCs/>
+              </w:rPr>
+            </w:pPr>
+            <w:r>
+              <w:rPr>
+                <w:b/>
+                <w:bCs/>
+              </w:rPr>
+              <w:t>0.50138</w:t>
+            </w:r>
+          </w:p>
+        </w:tc>
+        <w:tc>
+          <w:tcPr>
+            <w:tcW w:w="708" w:type="dxa"/>
+          </w:tcPr>
+          <w:p>
+            <w:pPr>
+              <w:rPr>
+                <w:b/>
+                <w:bCs/>
+              </w:rPr>
+            </w:pPr>
+            <w:r>
+              <w:rPr>
+                <w:b/>
+                <w:bCs/>
+              </w:rPr>
+              <w:t>0.49927</w:t>
+            </w:r>
+          </w:p>
+        </w:tc>
+        <w:tc>
+          <w:tcPr>
+            <w:tcW w:w="708" w:type="dxa"/>
+          </w:tcPr>
+          <w:p>
+            <w:pPr>
+              <w:rPr>
+                <w:b/>
+                <w:bCs/>
+              </w:rPr>
+            </w:pPr>
+            <w:r>
+              <w:rPr>
+                <w:b/>
+                <w:bCs/>
+              </w:rPr>
+              <w:t>0.49756</w:t>
+            </w:r>
+          </w:p>
+        </w:tc>
+        <w:tc>
+          <w:tcPr>
+            <w:tcW w:w="708" w:type="dxa"/>
+          </w:tcPr>
+          <w:p>
+            <w:pPr>
+              <w:rPr>
+                <w:b/>
+                <w:bCs/>
+              </w:rPr>
+            </w:pPr>
+            <w:r>
+              <w:rPr>
+                <w:b/>
+                <w:bCs/>
+              </w:rPr>
+              <w:t>0.49868</w:t>
+            </w:r>
+          </w:p>
+        </w:tc>
+        <w:tc>
+          <w:tcPr>
+            <w:tcW w:w="698" w:type="dxa"/>
+          </w:tcPr>
+          <w:p>
+            <w:pPr>
+              <w:rPr>
+                <w:b/>
+                <w:bCs/>
+              </w:rPr>
+            </w:pPr>
+            <w:r>
+              <w:rPr>
+                <w:b/>
+                <w:bCs/>
+              </w:rPr>
+              <w:t>0.49921</w:t>
+            </w:r>
+          </w:p>
+        </w:tc>
+        <w:tc>
+          <w:tcPr>
+            <w:tcW w:w="1245" w:type="dxa"/>
+          </w:tcPr>
+          <w:p>
+            <w:pPr>
+              <w:rPr>
+                <w:b/>
+                <w:bCs/>
+              </w:rPr>
+            </w:pPr>
+            <w:r>
+              <w:rPr>
+                <w:b/>
+                <w:bCs/>
+              </w:rPr>
+              <w:t>0.046275259999675</w:t>
+            </w:r>
+          </w:p>
+        </w:tc>
+        <w:tc>
+          <w:tcPr>
+            <w:tcW w:w="703" w:type="dxa"/>
+          </w:tcPr>
+          <w:p>
+            <w:pPr>
+              <w:rPr>
+                <w:b/>
+                <w:bCs/>
+              </w:rPr>
+            </w:pPr>
+            <w:r>
+              <w:rPr>
+                <w:b/>
+                <w:bCs/>
+              </w:rPr>
+              <w:t>0.001342</w:t>
+            </w:r>
+          </w:p>
+        </w:tc>
+        <w:tc>
+          <w:tcPr>
+            <w:tcW w:w="1245" w:type="dxa"/>
+          </w:tcPr>
+          <w:p>
+            <w:pPr>
+              <w:rPr>
+                <w:b/>
+                <w:bCs/>
+              </w:rPr>
+            </w:pPr>
+            <w:r>
+              <w:rPr>
+                <w:b/>
+                <w:bCs/>
+              </w:rPr>
+              <w:t>0.044126499999038</w:t>
+            </w:r>
+          </w:p>
+        </w:tc>
+        <w:tc>
+          <w:tcPr>
+            <w:tcW w:w="1245" w:type="dxa"/>
+          </w:tcPr>
+          <w:p>
+            <w:pPr>
+              <w:rPr>
+                <w:b/>
+                <w:bCs/>
+              </w:rPr>
+            </w:pPr>
+            <w:r>
+              <w:rPr>
+                <w:b/>
+                <w:bCs/>
+              </w:rPr>
+              <w:t>0.053379099999802</w:t>
+            </w:r>
+          </w:p>
+        </w:tc>
+      </w:tr>
+      <w:tr>
+        <w:tc>
+          <w:tcPr>
+            <w:tcW w:w="669" w:type="dxa"/>
+          </w:tcPr>
+          <w:p>
+            <w:pPr>
+              <w:rPr>
+                <w:b/>
+                <w:bCs/>
+              </w:rPr>
+            </w:pPr>
+            <w:r>
+              <w:rPr>
+                <w:b/>
+                <w:bCs/>
+              </w:rPr>
+              <w:t>1000000</w:t>
+            </w:r>
+          </w:p>
+        </w:tc>
+        <w:tc>
+          <w:tcPr>
+            <w:tcW w:w="708" w:type="dxa"/>
+          </w:tcPr>
+          <w:p>
+            <w:pPr>
+              <w:rPr>
+                <w:b/>
+                <w:bCs/>
+              </w:rPr>
+            </w:pPr>
+            <w:r>
+              <w:rPr>
+                <w:b/>
+                <w:bCs/>
+              </w:rPr>
+              <w:t>0.499897</w:t>
+            </w:r>
+          </w:p>
+        </w:tc>
+        <w:tc>
+          <w:tcPr>
+            <w:tcW w:w="708" w:type="dxa"/>
+          </w:tcPr>
+          <w:p>
+            <w:pPr>
+              <w:rPr>
+                <w:b/>
+                <w:bCs/>
+              </w:rPr>
+            </w:pPr>
+            <w:r>
+              <w:rPr>
+                <w:b/>
+                <w:bCs/>
+              </w:rPr>
+              <w:t>0.500866</w:t>
+            </w:r>
+          </w:p>
+        </w:tc>
+        <w:tc>
+          <w:tcPr>
+            <w:tcW w:w="708" w:type="dxa"/>
+          </w:tcPr>
+          <w:p>
+            <w:pPr>
+              <w:rPr>
+                <w:b/>
+                <w:bCs/>
+              </w:rPr>
+            </w:pPr>
+            <w:r>
+              <w:rPr>
+                <w:b/>
+                <w:bCs/>
+              </w:rPr>
+              <w:t>0.499813</w:t>
+            </w:r>
+          </w:p>
+        </w:tc>
+        <w:tc>
+          <w:tcPr>
+            <w:tcW w:w="708" w:type="dxa"/>
+          </w:tcPr>
+          <w:p>
+            <w:pPr>
+              <w:rPr>
+                <w:b/>
+                <w:bCs/>
+              </w:rPr>
+            </w:pPr>
+            <w:r>
+              <w:rPr>
+                <w:b/>
+                <w:bCs/>
+              </w:rPr>
+              <w:t>0.500687</w:t>
+            </w:r>
+          </w:p>
+        </w:tc>
+        <w:tc>
+          <w:tcPr>
+            <w:tcW w:w="708" w:type="dxa"/>
+          </w:tcPr>
+          <w:p>
+            <w:pPr>
+              <w:rPr>
+                <w:b/>
+                <w:bCs/>
+              </w:rPr>
+            </w:pPr>
+            <w:r>
+              <w:rPr>
+                <w:b/>
+                <w:bCs/>
+              </w:rPr>
+              <w:t>0.500302</w:t>
+            </w:r>
+          </w:p>
+        </w:tc>
+        <w:tc>
+          <w:tcPr>
+            <w:tcW w:w="698" w:type="dxa"/>
+          </w:tcPr>
+          <w:p>
+            <w:pPr>
+              <w:rPr>
+                <w:b/>
+                <w:bCs/>
+              </w:rPr>
+            </w:pPr>
+            <w:r>
+              <w:rPr>
+                <w:b/>
+                <w:bCs/>
+              </w:rPr>
+              <w:t>0.500313</w:t>
+            </w:r>
+          </w:p>
+        </w:tc>
+        <w:tc>
+          <w:tcPr>
+            <w:tcW w:w="1245" w:type="dxa"/>
+          </w:tcPr>
+          <w:p>
+            <w:pPr>
+              <w:rPr>
+                <w:b/>
+                <w:bCs/>
+              </w:rPr>
+            </w:pPr>
+            <w:r>
+              <w:rPr>
+                <w:b/>
+                <w:bCs/>
+              </w:rPr>
+              <w:t>0.501931619999959</w:t>
+            </w:r>
+          </w:p>
+        </w:tc>
+        <w:tc>
+          <w:tcPr>
+            <w:tcW w:w="703" w:type="dxa"/>
+          </w:tcPr>
+          <w:p>
+            <w:pPr>
+              <w:rPr>
+                <w:b/>
+                <w:bCs/>
+              </w:rPr>
+            </w:pPr>
+            <w:r>
+              <w:rPr>
+                <w:b/>
+                <w:bCs/>
+              </w:rPr>
+              <w:t>0.000429</w:t>
+            </w:r>
+          </w:p>
+        </w:tc>
+        <w:tc>
+          <w:tcPr>
+            <w:tcW w:w="1245" w:type="dxa"/>
+          </w:tcPr>
+          <w:p>
+            <w:pPr>
+              <w:rPr>
+                <w:b/>
+                <w:bCs/>
+              </w:rPr>
+            </w:pPr>
+            <w:r>
+              <w:rPr>
+                <w:b/>
+                <w:bCs/>
+              </w:rPr>
+              <w:t>0.448965300000054</w:t>
+            </w:r>
+          </w:p>
+        </w:tc>
+        <w:tc>
+          <w:tcPr>
+            <w:tcW w:w="1245" w:type="dxa"/>
+          </w:tcPr>
+          <w:p>
+            <w:pPr>
+              <w:rPr>
+                <w:b/>
+                <w:bCs/>
+              </w:rPr>
+            </w:pPr>
+            <w:r>
+              <w:rPr>
+                <w:b/>
+                <w:bCs/>
+              </w:rPr>
+              <w:t>0.624296599999070</w:t>
+            </w:r>
+          </w:p>
+        </w:tc>
+      </w:tr>
+    </w:tbl>
+    <w:p>
+      <w:pPr>
+        <w:rPr>
+          <w:b/>
+          <w:bCs/>
+        </w:rPr>
+      </w:pPr>
+      <w:r>
+        <w:rPr>
+          <w:b/>
+          <w:bCs/>
+        </w:rPr>
+        <w:t xml:space="preserve"> </w:t>
+      </w:r>
       <w:r>
         <w:rPr>
           <w:b/>
@@ -886,572 +2583,6 @@
           <w:bCs/>
         </w:rPr>
       </w:pPr>
-      <w:r>
-        <w:rPr>
-          <w:b/>
-          <w:bCs/>
-        </w:rPr>
-        <w:t>10 [0.5, 0.6, 0.4, 0.5, 0.3] 0.45999999999999996 7.5000007200287655e-06 0.07999999999999999 1.7500000467407517e-05 4.200001058052294e-06</w:t>
-      </w:r>
-    </w:p>
-    <w:p>
-      <w:pPr>
-        <w:rPr>
-          <w:b/>
-          <w:bCs/>
-        </w:rPr>
-      </w:pPr>
-    </w:p>
-    <w:p>
-      <w:pPr>
-        <w:rPr>
-          <w:b/>
-          <w:bCs/>
-        </w:rPr>
-      </w:pPr>
-      <w:r>
-        <w:rPr>
-          <w:b/>
-          <w:bCs/>
-        </w:rPr>
-        <w:t xml:space="preserve">    Проводим серию для N = 10 бросков...</w:t>
-      </w:r>
-    </w:p>
-    <w:p>
-      <w:pPr>
-        <w:rPr>
-          <w:b/>
-          <w:bCs/>
-        </w:rPr>
-      </w:pPr>
-      <w:r>
-        <w:rPr>
-          <w:b/>
-          <w:bCs/>
-        </w:rPr>
-        <w:t xml:space="preserve">    Запуски(частота орла): [0.5, 0.6, 0.4, 0.5, 0.3]</w:t>
-      </w:r>
-    </w:p>
-    <w:p>
-      <w:pPr>
-        <w:rPr>
-          <w:b/>
-          <w:bCs/>
-        </w:rPr>
-      </w:pPr>
-      <w:r>
-        <w:rPr>
-          <w:b/>
-          <w:bCs/>
-        </w:rPr>
-        <w:t xml:space="preserve">    Средняя частота: 0.45999999999999996 | Среднее отклонение: 7.5000007200287655e-06</w:t>
-      </w:r>
-    </w:p>
-    <w:p>
-      <w:pPr>
-        <w:rPr>
-          <w:b/>
-          <w:bCs/>
-        </w:rPr>
-      </w:pPr>
-      <w:r>
-        <w:rPr>
-          <w:b/>
-          <w:bCs/>
-        </w:rPr>
-        <w:t xml:space="preserve">    Время выполнения: среднее = 0.07999999999999999 сек | макс = 1.7500000467407517e-05 сек | мин = 4.200001058052294e-06сек</w:t>
-      </w:r>
-    </w:p>
-    <w:p>
-      <w:pPr>
-        <w:rPr>
-          <w:b/>
-          <w:bCs/>
-        </w:rPr>
-      </w:pPr>
-      <w:r>
-        <w:rPr>
-          <w:b/>
-          <w:bCs/>
-        </w:rPr>
-        <w:t xml:space="preserve">    </w:t>
-      </w:r>
-    </w:p>
-    <w:p>
-      <w:pPr>
-        <w:rPr>
-          <w:b/>
-          <w:bCs/>
-        </w:rPr>
-      </w:pPr>
-      <w:r>
-        <w:rPr>
-          <w:b/>
-          <w:bCs/>
-        </w:rPr>
-        <w:t>100 [0.45, 0.45, 0.45, 0.48, 0.42] 0.45 4.375999997137114e-05 0.05 4.599999920174014e-05 4.2100000428035855e-05</w:t>
-      </w:r>
-    </w:p>
-    <w:p>
-      <w:pPr>
-        <w:rPr>
-          <w:b/>
-          <w:bCs/>
-        </w:rPr>
-      </w:pPr>
-    </w:p>
-    <w:p>
-      <w:pPr>
-        <w:rPr>
-          <w:b/>
-          <w:bCs/>
-        </w:rPr>
-      </w:pPr>
-      <w:r>
-        <w:rPr>
-          <w:b/>
-          <w:bCs/>
-        </w:rPr>
-        <w:t xml:space="preserve">    Проводим серию для N = 100 бросков...</w:t>
-      </w:r>
-    </w:p>
-    <w:p>
-      <w:pPr>
-        <w:rPr>
-          <w:b/>
-          <w:bCs/>
-        </w:rPr>
-      </w:pPr>
-      <w:r>
-        <w:rPr>
-          <w:b/>
-          <w:bCs/>
-        </w:rPr>
-        <w:t xml:space="preserve">    Запуски(частота орла): [0.45, 0.45, 0.45, 0.48, 0.42]</w:t>
-      </w:r>
-    </w:p>
-    <w:p>
-      <w:pPr>
-        <w:rPr>
-          <w:b/>
-          <w:bCs/>
-        </w:rPr>
-      </w:pPr>
-      <w:r>
-        <w:rPr>
-          <w:b/>
-          <w:bCs/>
-        </w:rPr>
-        <w:t xml:space="preserve">    Средняя частота: 0.45 | Среднее отклонение: 4.375999997137114e-05</w:t>
-      </w:r>
-    </w:p>
-    <w:p>
-      <w:pPr>
-        <w:rPr>
-          <w:b/>
-          <w:bCs/>
-        </w:rPr>
-      </w:pPr>
-      <w:r>
-        <w:rPr>
-          <w:b/>
-          <w:bCs/>
-        </w:rPr>
-        <w:t xml:space="preserve">    Время выполнения: среднее = 0.05 сек | макс = 4.599999920174014e-05 сек | мин = 4.2100000428035855e-05сек</w:t>
-      </w:r>
-    </w:p>
-    <w:p>
-      <w:pPr>
-        <w:rPr>
-          <w:b/>
-          <w:bCs/>
-        </w:rPr>
-      </w:pPr>
-      <w:r>
-        <w:rPr>
-          <w:b/>
-          <w:bCs/>
-        </w:rPr>
-        <w:t xml:space="preserve">    </w:t>
-      </w:r>
-    </w:p>
-    <w:p>
-      <w:pPr>
-        <w:rPr>
-          <w:b/>
-          <w:bCs/>
-        </w:rPr>
-      </w:pPr>
-      <w:r>
-        <w:rPr>
-          <w:b/>
-          <w:bCs/>
-        </w:rPr>
-        <w:t>1000 [0.496, 0.497, 0.505, 0.485, 0.518] 0.5002 0.0005646999998134561 0.009000000000000008 0.0009955999994417652 0.0004394999996293336</w:t>
-      </w:r>
-    </w:p>
-    <w:p>
-      <w:pPr>
-        <w:rPr>
-          <w:b/>
-          <w:bCs/>
-        </w:rPr>
-      </w:pPr>
-    </w:p>
-    <w:p>
-      <w:pPr>
-        <w:rPr>
-          <w:b/>
-          <w:bCs/>
-        </w:rPr>
-      </w:pPr>
-      <w:r>
-        <w:rPr>
-          <w:b/>
-          <w:bCs/>
-        </w:rPr>
-        <w:t xml:space="preserve">    Проводим серию для N = 1000 бросков...</w:t>
-      </w:r>
-    </w:p>
-    <w:p>
-      <w:pPr>
-        <w:rPr>
-          <w:b/>
-          <w:bCs/>
-        </w:rPr>
-      </w:pPr>
-      <w:r>
-        <w:rPr>
-          <w:b/>
-          <w:bCs/>
-        </w:rPr>
-        <w:t xml:space="preserve">    Запуски(частота орла): [0.496, 0.497, 0.505, 0.485, 0.518]</w:t>
-      </w:r>
-    </w:p>
-    <w:p>
-      <w:pPr>
-        <w:rPr>
-          <w:b/>
-          <w:bCs/>
-        </w:rPr>
-      </w:pPr>
-      <w:r>
-        <w:rPr>
-          <w:b/>
-          <w:bCs/>
-        </w:rPr>
-        <w:t xml:space="preserve">    Средняя частота: 0.5002 | Среднее отклонение: 0.0005646999998134561</w:t>
-      </w:r>
-    </w:p>
-    <w:p>
-      <w:pPr>
-        <w:rPr>
-          <w:b/>
-          <w:bCs/>
-        </w:rPr>
-      </w:pPr>
-      <w:r>
-        <w:rPr>
-          <w:b/>
-          <w:bCs/>
-        </w:rPr>
-        <w:t xml:space="preserve">    Время выполнения: среднее = 0.009000000000000008 сек | макс = 0.0009955999994417652 сек | мин = 0.0004394999996293336сек</w:t>
-      </w:r>
-    </w:p>
-    <w:p>
-      <w:pPr>
-        <w:rPr>
-          <w:b/>
-          <w:bCs/>
-        </w:rPr>
-      </w:pPr>
-      <w:r>
-        <w:rPr>
-          <w:b/>
-          <w:bCs/>
-        </w:rPr>
-        <w:t xml:space="preserve">    </w:t>
-      </w:r>
-    </w:p>
-    <w:p>
-      <w:pPr>
-        <w:rPr>
-          <w:b/>
-          <w:bCs/>
-        </w:rPr>
-      </w:pPr>
-      <w:r>
-        <w:rPr>
-          <w:b/>
-          <w:bCs/>
-        </w:rPr>
-        <w:t>10000 [0.5086, 0.5013, 0.5045, 0.505, 0.4949] 0.50286 0.004766159999417141 0.004899999999999993 0.005266199999823584 0.004388699999253731</w:t>
-      </w:r>
-    </w:p>
-    <w:p>
-      <w:pPr>
-        <w:rPr>
-          <w:b/>
-          <w:bCs/>
-        </w:rPr>
-      </w:pPr>
-    </w:p>
-    <w:p>
-      <w:pPr>
-        <w:rPr>
-          <w:b/>
-          <w:bCs/>
-        </w:rPr>
-      </w:pPr>
-      <w:r>
-        <w:rPr>
-          <w:b/>
-          <w:bCs/>
-        </w:rPr>
-        <w:t xml:space="preserve">    Проводим серию для N = 10000 бросков...</w:t>
-      </w:r>
-    </w:p>
-    <w:p>
-      <w:pPr>
-        <w:rPr>
-          <w:b/>
-          <w:bCs/>
-        </w:rPr>
-      </w:pPr>
-      <w:r>
-        <w:rPr>
-          <w:b/>
-          <w:bCs/>
-        </w:rPr>
-        <w:t xml:space="preserve">    Запуски(частота орла): [0.5086, 0.5013, 0.5045, 0.505, 0.4949]</w:t>
-      </w:r>
-    </w:p>
-    <w:p>
-      <w:pPr>
-        <w:rPr>
-          <w:b/>
-          <w:bCs/>
-        </w:rPr>
-      </w:pPr>
-      <w:r>
-        <w:rPr>
-          <w:b/>
-          <w:bCs/>
-        </w:rPr>
-        <w:t xml:space="preserve">    Средняя частота: 0.50286 | Среднее отклонение: 0.004766159999417141</w:t>
-      </w:r>
-    </w:p>
-    <w:p>
-      <w:pPr>
-        <w:rPr>
-          <w:b/>
-          <w:bCs/>
-        </w:rPr>
-      </w:pPr>
-      <w:r>
-        <w:rPr>
-          <w:b/>
-          <w:bCs/>
-        </w:rPr>
-        <w:t xml:space="preserve">    Время выполнения: среднее = 0.004899999999999993 сек | макс = 0.005266199999823584 сек | мин = 0.004388699999253731сек</w:t>
-      </w:r>
-    </w:p>
-    <w:p>
-      <w:pPr>
-        <w:rPr>
-          <w:b/>
-          <w:bCs/>
-        </w:rPr>
-      </w:pPr>
-      <w:r>
-        <w:rPr>
-          <w:b/>
-          <w:bCs/>
-        </w:rPr>
-        <w:t xml:space="preserve">    </w:t>
-      </w:r>
-    </w:p>
-    <w:p>
-      <w:pPr>
-        <w:rPr>
-          <w:b/>
-          <w:bCs/>
-        </w:rPr>
-      </w:pPr>
-      <w:r>
-        <w:rPr>
-          <w:b/>
-          <w:bCs/>
-        </w:rPr>
-        <w:t>100000 [0.49916, 0.50138, 0.49927, 0.49756, 0.49868] 0.49921 0.046275259999674745 0.0013420000000000099 0.05337909999980184 0.04412649999903806</w:t>
-      </w:r>
-    </w:p>
-    <w:p>
-      <w:pPr>
-        <w:rPr>
-          <w:b/>
-          <w:bCs/>
-        </w:rPr>
-      </w:pPr>
-    </w:p>
-    <w:p>
-      <w:pPr>
-        <w:rPr>
-          <w:b/>
-          <w:bCs/>
-        </w:rPr>
-      </w:pPr>
-      <w:r>
-        <w:rPr>
-          <w:b/>
-          <w:bCs/>
-        </w:rPr>
-        <w:t xml:space="preserve">    Проводим серию для N = 100000 бросков...</w:t>
-      </w:r>
-    </w:p>
-    <w:p>
-      <w:pPr>
-        <w:rPr>
-          <w:b/>
-          <w:bCs/>
-        </w:rPr>
-      </w:pPr>
-      <w:r>
-        <w:rPr>
-          <w:b/>
-          <w:bCs/>
-        </w:rPr>
-        <w:t xml:space="preserve">    Запуски(частота орла): [0.49916, 0.50138, 0.49927, 0.49756, 0.49868]</w:t>
-      </w:r>
-    </w:p>
-    <w:p>
-      <w:pPr>
-        <w:rPr>
-          <w:b/>
-          <w:bCs/>
-        </w:rPr>
-      </w:pPr>
-      <w:r>
-        <w:rPr>
-          <w:b/>
-          <w:bCs/>
-        </w:rPr>
-        <w:t xml:space="preserve">    Средняя частота: 0.49921 | Среднее отклонение: 0.046275259999674745</w:t>
-      </w:r>
-    </w:p>
-    <w:p>
-      <w:pPr>
-        <w:rPr>
-          <w:b/>
-          <w:bCs/>
-        </w:rPr>
-      </w:pPr>
-      <w:r>
-        <w:rPr>
-          <w:b/>
-          <w:bCs/>
-        </w:rPr>
-        <w:lastRenderedPageBreak/>
-        <w:t xml:space="preserve">    Время выполнения: среднее = 0.0013420000000000099 сек | макс = 0.05337909999980184 сек | мин = 0.04412649999903806сек</w:t>
-      </w:r>
-    </w:p>
-    <w:p>
-      <w:pPr>
-        <w:rPr>
-          <w:b/>
-          <w:bCs/>
-        </w:rPr>
-      </w:pPr>
-      <w:r>
-        <w:rPr>
-          <w:b/>
-          <w:bCs/>
-        </w:rPr>
-        <w:t xml:space="preserve">    </w:t>
-      </w:r>
-    </w:p>
-    <w:p>
-      <w:pPr>
-        <w:rPr>
-          <w:b/>
-          <w:bCs/>
-        </w:rPr>
-      </w:pPr>
-      <w:r>
-        <w:rPr>
-          <w:b/>
-          <w:bCs/>
-        </w:rPr>
-        <w:t>1000000 [0.499897, 0.500866, 0.499813, 0.500687, 0.500302] 0.500313 0.5019316199999594 0.0004290000000000127 0.6242965999990702 0.4489653000000544</w:t>
-      </w:r>
-    </w:p>
-    <w:p>
-      <w:pPr>
-        <w:rPr>
-          <w:b/>
-          <w:bCs/>
-        </w:rPr>
-      </w:pPr>
-    </w:p>
-    <w:p>
-      <w:pPr>
-        <w:rPr>
-          <w:b/>
-          <w:bCs/>
-        </w:rPr>
-      </w:pPr>
-      <w:r>
-        <w:rPr>
-          <w:b/>
-          <w:bCs/>
-        </w:rPr>
-        <w:t xml:space="preserve">    Проводим серию для N = 1000000 бросков...</w:t>
-      </w:r>
-    </w:p>
-    <w:p>
-      <w:pPr>
-        <w:rPr>
-          <w:b/>
-          <w:bCs/>
-        </w:rPr>
-      </w:pPr>
-      <w:r>
-        <w:rPr>
-          <w:b/>
-          <w:bCs/>
-        </w:rPr>
-        <w:t xml:space="preserve">    Запуски(частота орла): [0.499897, 0.500866, 0.499813, 0.500687, 0.500302]</w:t>
-      </w:r>
-    </w:p>
-    <w:p>
-      <w:pPr>
-        <w:rPr>
-          <w:b/>
-          <w:bCs/>
-        </w:rPr>
-      </w:pPr>
-      <w:r>
-        <w:rPr>
-          <w:b/>
-          <w:bCs/>
-        </w:rPr>
-        <w:t xml:space="preserve">    Средняя частота: 0.500313 | Среднее отклонение: 0.5019316199999594</w:t>
-      </w:r>
-    </w:p>
-    <w:p>
-      <w:pPr>
-        <w:rPr>
-          <w:b/>
-          <w:bCs/>
-        </w:rPr>
-      </w:pPr>
-      <w:r>
-        <w:rPr>
-          <w:b/>
-          <w:bCs/>
-        </w:rPr>
-        <w:t xml:space="preserve">    Время выполнения: среднее = 0.0004290000000000127 сек | макс = 0.6242965999990702 сек | мин = 0.4489653000000544сек</w:t>
-      </w:r>
       <w:r>
         <w:rPr>
           <w:b/>
@@ -1514,7 +2645,6 @@
           <w:bCs/>
           <w:noProof/>
         </w:rPr>
-        <w:lastRenderedPageBreak/>
         <w:drawing>
           <wp:inline distT="0" distB="0" distL="0" distR="0" wp14:anchorId="5C3E6EA7" wp14:editId="57CA5F2D">
             <wp:extent cx="5486411" cy="3657607"/>
@@ -1560,6 +2690,7 @@
     </w:p>
     <w:p>
       <w:r>
+        <w:lastRenderedPageBreak/>
         <w:t xml:space="preserve">1. </w:t>
       </w:r>
       <w:r>
@@ -1680,9 +2811,11 @@
       <w:r>
         <w:t xml:space="preserve">если значение </w:t>
       </w:r>
+      <w:proofErr w:type="spellStart"/>
       <w:r>
         <w:t>heads_count</w:t>
       </w:r>
+      <w:proofErr w:type="spellEnd"/>
       <w:r>
         <w:t xml:space="preserve"> = 1, то цикл выполняется, если 0 - нет</w:t>
       </w:r>
@@ -1744,13 +2877,27 @@
     </w:p>
     <w:p>
       <w:r>
-        <w:lastRenderedPageBreak/>
         <w:t>Мы делаем 5 запусков для каждого N, чтобы уменьшить случайные ошибки, проверить устойчивость результатов и получить средние значения. Так делают в науке для надёжности.</w:t>
       </w:r>
     </w:p>
     <w:p>
-      <w:r>
-        <w:t xml:space="preserve">random.randint(0, 1) даёт 0 или 1, а random.random() </w:t>
+      <w:proofErr w:type="spellStart"/>
+      <w:proofErr w:type="gramStart"/>
+      <w:r>
+        <w:t>random.randint</w:t>
+      </w:r>
+      <w:proofErr w:type="spellEnd"/>
+      <w:proofErr w:type="gramEnd"/>
+      <w:r>
+        <w:t xml:space="preserve">(0, 1) даёт 0 или 1, а </w:t>
+      </w:r>
+      <w:proofErr w:type="spellStart"/>
+      <w:r>
+        <w:t>random.random</w:t>
+      </w:r>
+      <w:proofErr w:type="spellEnd"/>
+      <w:r>
+        <w:t xml:space="preserve">() </w:t>
       </w:r>
       <w:r>
         <w:t>-</w:t>
@@ -1791,7 +2938,23 @@
         <w:t>)</w:t>
       </w:r>
       <w:r>
-        <w:t>. При N=1 000 000 частота почти равна теории. Я научился пользоваться модулями random и time, работать с циклами и функциями, обрабатывать данные и строить графики. Работа показала, как с помощью компьютера можно изучать законы вероятности.</w:t>
+        <w:t xml:space="preserve">. При N=1 000 000 частота почти равна теории. Я научился пользоваться модулями </w:t>
+      </w:r>
+      <w:proofErr w:type="spellStart"/>
+      <w:r>
+        <w:t>random</w:t>
+      </w:r>
+      <w:proofErr w:type="spellEnd"/>
+      <w:r>
+        <w:t xml:space="preserve"> и </w:t>
+      </w:r>
+      <w:proofErr w:type="spellStart"/>
+      <w:r>
+        <w:t>time</w:t>
+      </w:r>
+      <w:proofErr w:type="spellEnd"/>
+      <w:r>
+        <w:t>, работать с циклами и функциями, обрабатывать данные и строить графики. Работа показала, как с помощью компьютера можно изучать законы вероятности.</w:t>
       </w:r>
     </w:p>
     <w:p/>
@@ -1872,7 +3035,6 @@
     </w:p>
     <w:p>
       <w:r>
-        <w:lastRenderedPageBreak/>
         <w:t>5000000 [0.4998276, 0.4999552, 0.4997378, 0.5001466, 0.5001112] 0.49995567999999996 2.262134519999381 0.00014743999999999868 2.2889763999992283 2.2282378999989305</w:t>
       </w:r>
     </w:p>
@@ -1884,7 +3046,15 @@
     </w:p>
     <w:p>
       <w:r>
-        <w:t xml:space="preserve">    Запуски(частота орла): [0.4998276, 0.4999552, 0.4997378, 0.5001466, 0.5001112]</w:t>
+        <w:t xml:space="preserve">    </w:t>
+      </w:r>
+      <w:proofErr w:type="gramStart"/>
+      <w:r>
+        <w:t>Запуски(</w:t>
+      </w:r>
+      <w:proofErr w:type="gramEnd"/>
+      <w:r>
+        <w:t>частота орла): [0.4998276, 0.4999552, 0.4997378, 0.5001466, 0.5001112]</w:t>
       </w:r>
     </w:p>
     <w:p>
@@ -1910,9 +3080,11 @@
       <w:r>
         <w:t xml:space="preserve"> При 5 миллионах бросков ошибка всего 0.0004% </w:t>
       </w:r>
+      <w:proofErr w:type="gramStart"/>
       <w:r>
         <w:t>- это</w:t>
       </w:r>
+      <w:proofErr w:type="gramEnd"/>
       <w:r>
         <w:t xml:space="preserve"> почти идеально! Закон больших чисел продолжает работать.</w:t>
       </w:r>
@@ -1935,6 +3107,7 @@
           <w:b/>
           <w:bCs/>
         </w:rPr>
+        <w:lastRenderedPageBreak/>
         <w:t>3. Результаты очень стабильные.</w:t>
       </w:r>
       <w:r>
@@ -1997,11 +3170,16 @@
       <w:r>
         <w:t xml:space="preserve"> для школы или университета хватит 10-100 тысяч бросков. Миллион уже дает отличную точность за долю секунды. А 5 миллионов </w:t>
       </w:r>
+      <w:proofErr w:type="gramStart"/>
       <w:r>
         <w:t>-</w:t>
       </w:r>
       <w:r>
-        <w:t xml:space="preserve"> это уже для тех, кому нужна максимальная точность.</w:t>
+        <w:t xml:space="preserve"> это</w:t>
+      </w:r>
+      <w:proofErr w:type="gramEnd"/>
+      <w:r>
+        <w:t xml:space="preserve"> уже для тех, кому нужна максимальная точность.</w:t>
       </w:r>
     </w:p>
     <w:p>
@@ -2575,7 +3753,6 @@
   <w:style w:type="character" w:default="1" w:styleId="a0">
     <w:name w:val="Default Paragraph Font"/>
     <w:uiPriority w:val="1"/>
-    <w:semiHidden/>
     <w:unhideWhenUsed/>
   </w:style>
   <w:style w:type="table" w:default="1" w:styleId="a1">
@@ -2609,6 +3786,25 @@
       <w:ind w:left="720"/>
       <w:contextualSpacing/>
     </w:pPr>
+  </w:style>
+  <w:style w:type="table" w:styleId="a4">
+    <w:name w:val="Table Grid"/>
+    <w:basedOn w:val="a1"/>
+    <w:uiPriority w:val="39"/>
+    <w:rsid w:val="005A4BE9"/>
+    <w:pPr>
+      <w:spacing w:after="0" w:line="240" w:lineRule="auto"/>
+    </w:pPr>
+    <w:tblPr>
+      <w:tblBorders>
+        <w:top w:val="single" w:sz="4" w:space="0" w:color="auto"/>
+        <w:left w:val="single" w:sz="4" w:space="0" w:color="auto"/>
+        <w:bottom w:val="single" w:sz="4" w:space="0" w:color="auto"/>
+        <w:right w:val="single" w:sz="4" w:space="0" w:color="auto"/>
+        <w:insideH w:val="single" w:sz="4" w:space="0" w:color="auto"/>
+        <w:insideV w:val="single" w:sz="4" w:space="0" w:color="auto"/>
+      </w:tblBorders>
+    </w:tblPr>
   </w:style>
 </w:styles>
 </file>
